--- a/Раздел_1.7_исправленный.docx
+++ b/Раздел_1.7_исправленный.docx
@@ -195,7 +195,7 @@
           <w:b w:val="0"/>
           <w:sz w:val="28"/>
         </w:rPr>
-        <w:t>– генерация Maven-проекта автотестов: pom.xml, общие классы, Page Object и тестовый класс на JUnit 5 для каждой основной (PRIMARY) сущности;</w:t>
+        <w:t>– генерация Maven-проекта автотестов: pom.xml, общие классы (SharedDriver, BaseTest, TestData), Page Object и тестовый класс на JUnit 5 для каждой тестируемой сущности (основной PRIMARY и дочерней CHILD), а также CSV-отчёт о классификации сущностей;</w:t>
       </w:r>
     </w:p>
     <w:p>
@@ -209,7 +209,7 @@
           <w:b w:val="0"/>
           <w:sz w:val="28"/>
         </w:rPr>
-        <w:t>– генерация полного набора проверок (уровень FULL по умолчанию: наличие полей, валидация, CRUD-цикл, поиск, гриды); поддержка уровней SMOKE/BASIC/FULL заложена в генераторе;</w:t>
+        <w:t>– генерация для каждой тестируемой сущности полного набора UI-проверок: наличие полей формы, валидация обязательных полей (полная и частичная), создание/изменение/удаление (CRUD), логическое удаление и архивирование (при наличии операций), параметрический поиск и проверка гридов;</w:t>
       </w:r>
     </w:p>
     <w:p>
@@ -223,7 +223,7 @@
           <w:b w:val="0"/>
           <w:sz w:val="28"/>
         </w:rPr>
-        <w:t>– запуск сгенерированных тестов через mvn test;</w:t>
+        <w:t>– запуск сгенерированных тестов через mvn test, с возможностью выбора подмножества тестов (по сущностям и видам проверок) и быстрого (headless) режима;</w:t>
       </w:r>
     </w:p>
     <w:p>
@@ -349,7 +349,7 @@
           <w:b w:val="0"/>
           <w:sz w:val="28"/>
         </w:rPr>
-        <w:t>– сохранение результатов прогона в локальную базу данных должно выполняться в рамках одной транзакции с откатом при ошибке;</w:t>
+        <w:t>– сохранение результатов прогона в локальную базу данных выполняется в рамках одной транзакции: записи фиксируются (commit) только при успешном завершении, иначе незафиксированные данные не сохраняются;</w:t>
       </w:r>
     </w:p>
     <w:p>
@@ -363,7 +363,7 @@
           <w:b w:val="0"/>
           <w:sz w:val="28"/>
         </w:rPr>
-        <w:t>– при сбое записи в базу данных программа должна продолжать работу без сохранения истории (graceful degradation), уведомив пользователя;</w:t>
+        <w:t>– при сбое записи в базу данных программа должна продолжать работу без сохранения истории прогона (graceful degradation), а возникшая ошибка — протоколироваться;</w:t>
       </w:r>
     </w:p>
     <w:p>
@@ -377,7 +377,7 @@
           <w:b w:val="0"/>
           <w:sz w:val="28"/>
         </w:rPr>
-        <w:t>– при отсутствии вспомогательных средств (Apache Maven, Google Chrome) программа должна выводить понятное сообщение об ошибке при попытке прогона тестов;</w:t>
+        <w:t>– при отсутствии установленного Apache Maven прогон тестов не запускается и выводится сообщение об ошибке; драйвер браузера (ChromeDriver) загружается автоматически;</w:t>
       </w:r>
     </w:p>
     <w:p>
@@ -4676,7 +4676,7 @@
                 <w:b w:val="0"/>
                 <w:sz w:val="24"/>
               </w:rPr>
-              <w:t>Полный набор проверок (уровень FULL по умолчанию)</w:t>
+              <w:t>Полный набор UI-проверок (без выбора уровня)</w:t>
             </w:r>
           </w:p>
         </w:tc>
@@ -5492,7 +5492,7 @@
                 <w:b w:val="0"/>
                 <w:sz w:val="24"/>
               </w:rPr>
-              <w:t>Транзакционное сохранение с откатом</w:t>
+              <w:t>Единая транзакция сохранения прогона</w:t>
             </w:r>
           </w:p>
         </w:tc>
@@ -5512,7 +5512,7 @@
                 <w:b w:val="0"/>
                 <w:sz w:val="24"/>
               </w:rPr>
-              <w:t>При ошибке записи частичные данные не сохраняются</w:t>
+              <w:t>Незафиксированные данные при ошибке не сохраняются</w:t>
             </w:r>
           </w:p>
         </w:tc>
@@ -5614,7 +5614,7 @@
                 <w:b w:val="0"/>
                 <w:sz w:val="24"/>
               </w:rPr>
-              <w:t>Прогон завершается, отчёты формируются, есть уведомление</w:t>
+              <w:t>Прогон завершается, отчёты формируются, ошибка протоколируется</w:t>
             </w:r>
           </w:p>
         </w:tc>
@@ -5696,7 +5696,7 @@
                 <w:b w:val="0"/>
                 <w:sz w:val="24"/>
               </w:rPr>
-              <w:t>Сообщение при отсутствии Maven/Chrome</w:t>
+              <w:t>Сообщение при отсутствии Apache Maven</w:t>
             </w:r>
           </w:p>
         </w:tc>
@@ -5716,7 +5716,7 @@
                 <w:b w:val="0"/>
                 <w:sz w:val="24"/>
               </w:rPr>
-              <w:t>Понятное сообщение при попытке прогона</w:t>
+              <w:t>Прогон не запускается, выводится ошибка; ChromeDriver — автозагрузка</w:t>
             </w:r>
           </w:p>
         </w:tc>
@@ -6018,7 +6018,7 @@
           <w:b w:val="0"/>
           <w:sz w:val="28"/>
         </w:rPr>
-        <w:t>– формулировка требования об уровнях тестов уточнена: система генерирует полный набор проверок (уровень FULL по умолчанию), поддержка уровней SMOKE/BASIC/FULL заложена в генераторе (выбор уровня в пользовательском интерфейсе не предусмотрен).</w:t>
+        <w:t>– из ТЗ исключено требование о трёх уровнях тестов (SMOKE/BASIC/FULL): по факту кода выбор уровня удалён из системы, всегда генерируется полный набор UI-проверок; при запуске пользователь выбирает сущности и виды проверок.</w:t>
       </w:r>
     </w:p>
     <w:sectPr>

--- a/Раздел_1.7_исправленный.docx
+++ b/Раздел_1.7_исправленный.docx
@@ -1059,6 +1059,34 @@
               <w:spacing w:line="240" w:lineRule="auto" w:after="0"/>
               <w:jc w:val="left"/>
             </w:pPr>
+            <w:r>
+              <w:t>Модуль App: загрузка FXML-разметки главного окна и инициализация графического интерфейса</w:t>
+            </w:r>
+          </w:p>
+        </w:tc>
+        <w:tc>
+          <w:tcPr>
+            <w:tcW w:type="dxa" w:w="2324"/>
+          </w:tcPr>
+          <w:p>
+            <w:pPr>
+              <w:spacing w:line="240" w:lineRule="auto" w:after="0"/>
+              <w:jc w:val="left"/>
+            </w:pPr>
+            <w:r>
+              <w:t>Главное окно отображается, обработчики событий подключены, приложение готово к работе</w:t>
+            </w:r>
+          </w:p>
+        </w:tc>
+        <w:tc>
+          <w:tcPr>
+            <w:tcW w:type="dxa" w:w="1531"/>
+          </w:tcPr>
+          <w:p>
+            <w:pPr>
+              <w:spacing w:line="240" w:lineRule="auto" w:after="0"/>
+              <w:jc w:val="left"/>
+            </w:pPr>
             <w:r/>
             <w:r>
               <w:rPr>
@@ -1066,13 +1094,15 @@
                 <w:b w:val="0"/>
                 <w:sz w:val="24"/>
               </w:rPr>
-              <w:t>App: загрузка FXML, инициализация главного окна</w:t>
-            </w:r>
-          </w:p>
-        </w:tc>
-        <w:tc>
-          <w:tcPr>
-            <w:tcW w:type="dxa" w:w="2324"/>
+              <w:t>Соответствует</w:t>
+            </w:r>
+          </w:p>
+        </w:tc>
+      </w:tr>
+      <w:tr>
+        <w:tc>
+          <w:tcPr>
+            <w:tcW w:type="dxa" w:w="1077"/>
           </w:tcPr>
           <w:p>
             <w:pPr>
@@ -1086,13 +1116,13 @@
                 <w:b w:val="0"/>
                 <w:sz w:val="24"/>
               </w:rPr>
-              <w:t>Окно отображается, обработчики событий привязаны</w:t>
-            </w:r>
-          </w:p>
-        </w:tc>
-        <w:tc>
-          <w:tcPr>
-            <w:tcW w:type="dxa" w:w="1531"/>
+              <w:t>05.05.2026</w:t>
+            </w:r>
+          </w:p>
+        </w:tc>
+        <w:tc>
+          <w:tcPr>
+            <w:tcW w:type="dxa" w:w="1361"/>
           </w:tcPr>
           <w:p>
             <w:pPr>
@@ -1106,15 +1136,41 @@
                 <w:b w:val="0"/>
                 <w:sz w:val="24"/>
               </w:rPr>
-              <w:t>Соответствует</w:t>
-            </w:r>
-          </w:p>
-        </w:tc>
-      </w:tr>
-      <w:tr>
-        <w:tc>
-          <w:tcPr>
-            <w:tcW w:type="dxa" w:w="1077"/>
+              <w:t>Столбов Н.А.</w:t>
+            </w:r>
+          </w:p>
+        </w:tc>
+        <w:tc>
+          <w:tcPr>
+            <w:tcW w:type="dxa" w:w="3061"/>
+          </w:tcPr>
+          <w:p>
+            <w:pPr>
+              <w:spacing w:line="240" w:lineRule="auto" w:after="0"/>
+              <w:jc w:val="left"/>
+            </w:pPr>
+            <w:r>
+              <w:t>Модуль MainController: проверка ввода параметров, в том числе обработка пустых и некорректных значений</w:t>
+            </w:r>
+          </w:p>
+        </w:tc>
+        <w:tc>
+          <w:tcPr>
+            <w:tcW w:type="dxa" w:w="2324"/>
+          </w:tcPr>
+          <w:p>
+            <w:pPr>
+              <w:spacing w:line="240" w:lineRule="auto" w:after="0"/>
+              <w:jc w:val="left"/>
+            </w:pPr>
+            <w:r>
+              <w:t>При отсутствии обязательных параметров выводится сообщение, операция не запускается</w:t>
+            </w:r>
+          </w:p>
+        </w:tc>
+        <w:tc>
+          <w:tcPr>
+            <w:tcW w:type="dxa" w:w="1531"/>
           </w:tcPr>
           <w:p>
             <w:pPr>
@@ -1128,13 +1184,15 @@
                 <w:b w:val="0"/>
                 <w:sz w:val="24"/>
               </w:rPr>
-              <w:t>05.05.2026</w:t>
-            </w:r>
-          </w:p>
-        </w:tc>
-        <w:tc>
-          <w:tcPr>
-            <w:tcW w:type="dxa" w:w="1361"/>
+              <w:t>Соответствует</w:t>
+            </w:r>
+          </w:p>
+        </w:tc>
+      </w:tr>
+      <w:tr>
+        <w:tc>
+          <w:tcPr>
+            <w:tcW w:type="dxa" w:w="1077"/>
           </w:tcPr>
           <w:p>
             <w:pPr>
@@ -1148,13 +1206,13 @@
                 <w:b w:val="0"/>
                 <w:sz w:val="24"/>
               </w:rPr>
-              <w:t>Столбов Н.А.</w:t>
-            </w:r>
-          </w:p>
-        </w:tc>
-        <w:tc>
-          <w:tcPr>
-            <w:tcW w:type="dxa" w:w="3061"/>
+              <w:t>05.05.2026</w:t>
+            </w:r>
+          </w:p>
+        </w:tc>
+        <w:tc>
+          <w:tcPr>
+            <w:tcW w:type="dxa" w:w="1361"/>
           </w:tcPr>
           <w:p>
             <w:pPr>
@@ -1168,13 +1226,41 @@
                 <w:b w:val="0"/>
                 <w:sz w:val="24"/>
               </w:rPr>
-              <w:t>MainController: валидация ввода (пустой XML/URL/каталог)</w:t>
+              <w:t>Столбов Н.А.</w:t>
+            </w:r>
+          </w:p>
+        </w:tc>
+        <w:tc>
+          <w:tcPr>
+            <w:tcW w:type="dxa" w:w="3061"/>
+          </w:tcPr>
+          <w:p>
+            <w:pPr>
+              <w:spacing w:line="240" w:lineRule="auto" w:after="0"/>
+              <w:jc w:val="left"/>
+            </w:pPr>
+            <w:r>
+              <w:t>Модуль XmlModelParser: разбор корректного XML-файла, файла без сущностей и файла с ошибкой</w:t>
             </w:r>
           </w:p>
         </w:tc>
         <w:tc>
           <w:tcPr>
             <w:tcW w:type="dxa" w:w="2324"/>
+          </w:tcPr>
+          <w:p>
+            <w:pPr>
+              <w:spacing w:line="240" w:lineRule="auto" w:after="0"/>
+              <w:jc w:val="left"/>
+            </w:pPr>
+            <w:r>
+              <w:t>Для корректного файла построена объектная модель, для пустого — модель без сущностей, при ошибке формируется исключение ParserException</w:t>
+            </w:r>
+          </w:p>
+        </w:tc>
+        <w:tc>
+          <w:tcPr>
+            <w:tcW w:type="dxa" w:w="1531"/>
           </w:tcPr>
           <w:p>
             <w:pPr>
@@ -1188,13 +1274,15 @@
                 <w:b w:val="0"/>
                 <w:sz w:val="24"/>
               </w:rPr>
-              <w:t>Выводится сообщение, операция не запускается</w:t>
-            </w:r>
-          </w:p>
-        </w:tc>
-        <w:tc>
-          <w:tcPr>
-            <w:tcW w:type="dxa" w:w="1531"/>
+              <w:t>Соответствует</w:t>
+            </w:r>
+          </w:p>
+        </w:tc>
+      </w:tr>
+      <w:tr>
+        <w:tc>
+          <w:tcPr>
+            <w:tcW w:type="dxa" w:w="1077"/>
           </w:tcPr>
           <w:p>
             <w:pPr>
@@ -1208,15 +1296,13 @@
                 <w:b w:val="0"/>
                 <w:sz w:val="24"/>
               </w:rPr>
-              <w:t>Соответствует</w:t>
-            </w:r>
-          </w:p>
-        </w:tc>
-      </w:tr>
-      <w:tr>
-        <w:tc>
-          <w:tcPr>
-            <w:tcW w:type="dxa" w:w="1077"/>
+              <w:t>06.05.2026</w:t>
+            </w:r>
+          </w:p>
+        </w:tc>
+        <w:tc>
+          <w:tcPr>
+            <w:tcW w:type="dxa" w:w="1361"/>
           </w:tcPr>
           <w:p>
             <w:pPr>
@@ -1230,13 +1316,41 @@
                 <w:b w:val="0"/>
                 <w:sz w:val="24"/>
               </w:rPr>
-              <w:t>05.05.2026</w:t>
-            </w:r>
-          </w:p>
-        </w:tc>
-        <w:tc>
-          <w:tcPr>
-            <w:tcW w:type="dxa" w:w="1361"/>
+              <w:t>Столбов Н.А.</w:t>
+            </w:r>
+          </w:p>
+        </w:tc>
+        <w:tc>
+          <w:tcPr>
+            <w:tcW w:type="dxa" w:w="3061"/>
+          </w:tcPr>
+          <w:p>
+            <w:pPr>
+              <w:spacing w:line="240" w:lineRule="auto" w:after="0"/>
+              <w:jc w:val="left"/>
+            </w:pPr>
+            <w:r>
+              <w:t>Модуль EntityParser: разбор блока сущности с группами свойств и ассоциациями</w:t>
+            </w:r>
+          </w:p>
+        </w:tc>
+        <w:tc>
+          <w:tcPr>
+            <w:tcW w:type="dxa" w:w="2324"/>
+          </w:tcPr>
+          <w:p>
+            <w:pPr>
+              <w:spacing w:line="240" w:lineRule="auto" w:after="0"/>
+              <w:jc w:val="left"/>
+            </w:pPr>
+            <w:r>
+              <w:t>Сформирован объект сущности с группами свойств и связями</w:t>
+            </w:r>
+          </w:p>
+        </w:tc>
+        <w:tc>
+          <w:tcPr>
+            <w:tcW w:type="dxa" w:w="1531"/>
           </w:tcPr>
           <w:p>
             <w:pPr>
@@ -1250,13 +1364,15 @@
                 <w:b w:val="0"/>
                 <w:sz w:val="24"/>
               </w:rPr>
-              <w:t>Столбов Н.А.</w:t>
-            </w:r>
-          </w:p>
-        </w:tc>
-        <w:tc>
-          <w:tcPr>
-            <w:tcW w:type="dxa" w:w="3061"/>
+              <w:t>Соответствует</w:t>
+            </w:r>
+          </w:p>
+        </w:tc>
+      </w:tr>
+      <w:tr>
+        <w:tc>
+          <w:tcPr>
+            <w:tcW w:type="dxa" w:w="1077"/>
           </w:tcPr>
           <w:p>
             <w:pPr>
@@ -1270,13 +1386,13 @@
                 <w:b w:val="0"/>
                 <w:sz w:val="24"/>
               </w:rPr>
-              <w:t>XmlModelParser: корректный XML / без &lt;Object&gt; / битый XML</w:t>
-            </w:r>
-          </w:p>
-        </w:tc>
-        <w:tc>
-          <w:tcPr>
-            <w:tcW w:type="dxa" w:w="2324"/>
+              <w:t>06.05.2026</w:t>
+            </w:r>
+          </w:p>
+        </w:tc>
+        <w:tc>
+          <w:tcPr>
+            <w:tcW w:type="dxa" w:w="1361"/>
           </w:tcPr>
           <w:p>
             <w:pPr>
@@ -1290,7 +1406,35 @@
                 <w:b w:val="0"/>
                 <w:sz w:val="24"/>
               </w:rPr>
-              <w:t>AppModel с N сущностей / 0 сущностей / ParserException</w:t>
+              <w:t>Столбов Н.А.</w:t>
+            </w:r>
+          </w:p>
+        </w:tc>
+        <w:tc>
+          <w:tcPr>
+            <w:tcW w:type="dxa" w:w="3061"/>
+          </w:tcPr>
+          <w:p>
+            <w:pPr>
+              <w:spacing w:line="240" w:lineRule="auto" w:after="0"/>
+              <w:jc w:val="left"/>
+            </w:pPr>
+            <w:r>
+              <w:t>Модуль PropertyGroupParser: разбор группы свойств с полями и операцией</w:t>
+            </w:r>
+          </w:p>
+        </w:tc>
+        <w:tc>
+          <w:tcPr>
+            <w:tcW w:type="dxa" w:w="2324"/>
+          </w:tcPr>
+          <w:p>
+            <w:pPr>
+              <w:spacing w:line="240" w:lineRule="auto" w:after="0"/>
+              <w:jc w:val="left"/>
+            </w:pPr>
+            <w:r>
+              <w:t>Сформирована группа свойств с полями и операцией (создание, изменение, удаление)</w:t>
             </w:r>
           </w:p>
         </w:tc>
@@ -1365,6 +1509,34 @@
               <w:spacing w:line="240" w:lineRule="auto" w:after="0"/>
               <w:jc w:val="left"/>
             </w:pPr>
+            <w:r>
+              <w:t>Модуль SearchParser: разбор блока поиска с параметрами и колонками результата</w:t>
+            </w:r>
+          </w:p>
+        </w:tc>
+        <w:tc>
+          <w:tcPr>
+            <w:tcW w:type="dxa" w:w="2324"/>
+          </w:tcPr>
+          <w:p>
+            <w:pPr>
+              <w:spacing w:line="240" w:lineRule="auto" w:after="0"/>
+              <w:jc w:val="left"/>
+            </w:pPr>
+            <w:r>
+              <w:t>Сформирован список поисков с параметрами и описанием колонок грида</w:t>
+            </w:r>
+          </w:p>
+        </w:tc>
+        <w:tc>
+          <w:tcPr>
+            <w:tcW w:type="dxa" w:w="1531"/>
+          </w:tcPr>
+          <w:p>
+            <w:pPr>
+              <w:spacing w:line="240" w:lineRule="auto" w:after="0"/>
+              <w:jc w:val="left"/>
+            </w:pPr>
             <w:r/>
             <w:r>
               <w:rPr>
@@ -1372,13 +1544,15 @@
                 <w:b w:val="0"/>
                 <w:sz w:val="24"/>
               </w:rPr>
-              <w:t>EntityParser: &lt;Object&gt; с &lt;Properties&gt;/&lt;AssociationObjectA&gt;</w:t>
-            </w:r>
-          </w:p>
-        </w:tc>
-        <w:tc>
-          <w:tcPr>
-            <w:tcW w:type="dxa" w:w="2324"/>
+              <w:t>Соответствует</w:t>
+            </w:r>
+          </w:p>
+        </w:tc>
+      </w:tr>
+      <w:tr>
+        <w:tc>
+          <w:tcPr>
+            <w:tcW w:type="dxa" w:w="1077"/>
           </w:tcPr>
           <w:p>
             <w:pPr>
@@ -1392,13 +1566,13 @@
                 <w:b w:val="0"/>
                 <w:sz w:val="24"/>
               </w:rPr>
-              <w:t>EntityObject с группами свойств и ассоциациями</w:t>
-            </w:r>
-          </w:p>
-        </w:tc>
-        <w:tc>
-          <w:tcPr>
-            <w:tcW w:type="dxa" w:w="1531"/>
+              <w:t>06.05.2026</w:t>
+            </w:r>
+          </w:p>
+        </w:tc>
+        <w:tc>
+          <w:tcPr>
+            <w:tcW w:type="dxa" w:w="1361"/>
           </w:tcPr>
           <w:p>
             <w:pPr>
@@ -1412,15 +1586,41 @@
                 <w:b w:val="0"/>
                 <w:sz w:val="24"/>
               </w:rPr>
-              <w:t>Соответствует</w:t>
-            </w:r>
-          </w:p>
-        </w:tc>
-      </w:tr>
-      <w:tr>
-        <w:tc>
-          <w:tcPr>
-            <w:tcW w:type="dxa" w:w="1077"/>
+              <w:t>Столбов Н.А.</w:t>
+            </w:r>
+          </w:p>
+        </w:tc>
+        <w:tc>
+          <w:tcPr>
+            <w:tcW w:type="dxa" w:w="3061"/>
+          </w:tcPr>
+          <w:p>
+            <w:pPr>
+              <w:spacing w:line="240" w:lineRule="auto" w:after="0"/>
+              <w:jc w:val="left"/>
+            </w:pPr>
+            <w:r>
+              <w:t>Модуль StaxUtils: чтение отсутствующего атрибута и преобразование нечислового значения</w:t>
+            </w:r>
+          </w:p>
+        </w:tc>
+        <w:tc>
+          <w:tcPr>
+            <w:tcW w:type="dxa" w:w="2324"/>
+          </w:tcPr>
+          <w:p>
+            <w:pPr>
+              <w:spacing w:line="240" w:lineRule="auto" w:after="0"/>
+              <w:jc w:val="left"/>
+            </w:pPr>
+            <w:r>
+              <w:t>Возвращены пустая строка и ноль соответственно, без выброса исключения</w:t>
+            </w:r>
+          </w:p>
+        </w:tc>
+        <w:tc>
+          <w:tcPr>
+            <w:tcW w:type="dxa" w:w="1531"/>
           </w:tcPr>
           <w:p>
             <w:pPr>
@@ -1434,13 +1634,15 @@
                 <w:b w:val="0"/>
                 <w:sz w:val="24"/>
               </w:rPr>
-              <w:t>06.05.2026</w:t>
-            </w:r>
-          </w:p>
-        </w:tc>
-        <w:tc>
-          <w:tcPr>
-            <w:tcW w:type="dxa" w:w="1361"/>
+              <w:t>Соответствует</w:t>
+            </w:r>
+          </w:p>
+        </w:tc>
+      </w:tr>
+      <w:tr>
+        <w:tc>
+          <w:tcPr>
+            <w:tcW w:type="dxa" w:w="1077"/>
           </w:tcPr>
           <w:p>
             <w:pPr>
@@ -1454,13 +1656,13 @@
                 <w:b w:val="0"/>
                 <w:sz w:val="24"/>
               </w:rPr>
-              <w:t>Столбов Н.А.</w:t>
-            </w:r>
-          </w:p>
-        </w:tc>
-        <w:tc>
-          <w:tcPr>
-            <w:tcW w:type="dxa" w:w="3061"/>
+              <w:t>07.05.2026</w:t>
+            </w:r>
+          </w:p>
+        </w:tc>
+        <w:tc>
+          <w:tcPr>
+            <w:tcW w:type="dxa" w:w="1361"/>
           </w:tcPr>
           <w:p>
             <w:pPr>
@@ -1474,13 +1676,41 @@
                 <w:b w:val="0"/>
                 <w:sz w:val="24"/>
               </w:rPr>
-              <w:t>SearchParser: &lt;Search&gt; с &lt;SearchParam&gt;/&lt;SearchResult&gt;</w:t>
+              <w:t>Столбов Н.А.</w:t>
+            </w:r>
+          </w:p>
+        </w:tc>
+        <w:tc>
+          <w:tcPr>
+            <w:tcW w:type="dxa" w:w="3061"/>
+          </w:tcPr>
+          <w:p>
+            <w:pPr>
+              <w:spacing w:line="240" w:lineRule="auto" w:after="0"/>
+              <w:jc w:val="left"/>
+            </w:pPr>
+            <w:r>
+              <w:t>Модуль XmlNamespaces: проверка значений констант пространств имён</w:t>
             </w:r>
           </w:p>
         </w:tc>
         <w:tc>
           <w:tcPr>
             <w:tcW w:type="dxa" w:w="2324"/>
+          </w:tcPr>
+          <w:p>
+            <w:pPr>
+              <w:spacing w:line="240" w:lineRule="auto" w:after="0"/>
+              <w:jc w:val="left"/>
+            </w:pPr>
+            <w:r>
+              <w:t>Значения констант совпадают с пространствами имён в XML-файле метамодели</w:t>
+            </w:r>
+          </w:p>
+        </w:tc>
+        <w:tc>
+          <w:tcPr>
+            <w:tcW w:type="dxa" w:w="1531"/>
           </w:tcPr>
           <w:p>
             <w:pPr>
@@ -1494,13 +1724,15 @@
                 <w:b w:val="0"/>
                 <w:sz w:val="24"/>
               </w:rPr>
-              <w:t>Список Search с параметрами и колонками результата</w:t>
-            </w:r>
-          </w:p>
-        </w:tc>
-        <w:tc>
-          <w:tcPr>
-            <w:tcW w:type="dxa" w:w="1531"/>
+              <w:t>Соответствует</w:t>
+            </w:r>
+          </w:p>
+        </w:tc>
+      </w:tr>
+      <w:tr>
+        <w:tc>
+          <w:tcPr>
+            <w:tcW w:type="dxa" w:w="1077"/>
           </w:tcPr>
           <w:p>
             <w:pPr>
@@ -1514,15 +1746,13 @@
                 <w:b w:val="0"/>
                 <w:sz w:val="24"/>
               </w:rPr>
-              <w:t>Соответствует</w:t>
-            </w:r>
-          </w:p>
-        </w:tc>
-      </w:tr>
-      <w:tr>
-        <w:tc>
-          <w:tcPr>
-            <w:tcW w:type="dxa" w:w="1077"/>
+              <w:t>07.05.2026</w:t>
+            </w:r>
+          </w:p>
+        </w:tc>
+        <w:tc>
+          <w:tcPr>
+            <w:tcW w:type="dxa" w:w="1361"/>
           </w:tcPr>
           <w:p>
             <w:pPr>
@@ -1536,13 +1766,41 @@
                 <w:b w:val="0"/>
                 <w:sz w:val="24"/>
               </w:rPr>
-              <w:t>06.05.2026</w:t>
-            </w:r>
-          </w:p>
-        </w:tc>
-        <w:tc>
-          <w:tcPr>
-            <w:tcW w:type="dxa" w:w="1361"/>
+              <w:t>Столбов Н.А.</w:t>
+            </w:r>
+          </w:p>
+        </w:tc>
+        <w:tc>
+          <w:tcPr>
+            <w:tcW w:type="dxa" w:w="3061"/>
+          </w:tcPr>
+          <w:p>
+            <w:pPr>
+              <w:spacing w:line="240" w:lineRule="auto" w:after="0"/>
+              <w:jc w:val="left"/>
+            </w:pPr>
+            <w:r>
+              <w:t>Модуль EntityClassifier: классификация справочника, дочерней и основной сущности</w:t>
+            </w:r>
+          </w:p>
+        </w:tc>
+        <w:tc>
+          <w:tcPr>
+            <w:tcW w:type="dxa" w:w="2324"/>
+          </w:tcPr>
+          <w:p>
+            <w:pPr>
+              <w:spacing w:line="240" w:lineRule="auto" w:after="0"/>
+              <w:jc w:val="left"/>
+            </w:pPr>
+            <w:r>
+              <w:t>Сущности отнесены к категориям REFERENCE_DICTIONARY, CHILD и PRIMARY соответственно</w:t>
+            </w:r>
+          </w:p>
+        </w:tc>
+        <w:tc>
+          <w:tcPr>
+            <w:tcW w:type="dxa" w:w="1531"/>
           </w:tcPr>
           <w:p>
             <w:pPr>
@@ -1556,13 +1814,15 @@
                 <w:b w:val="0"/>
                 <w:sz w:val="24"/>
               </w:rPr>
-              <w:t>Столбов Н.А.</w:t>
-            </w:r>
-          </w:p>
-        </w:tc>
-        <w:tc>
-          <w:tcPr>
-            <w:tcW w:type="dxa" w:w="3061"/>
+              <w:t>Соответствует</w:t>
+            </w:r>
+          </w:p>
+        </w:tc>
+      </w:tr>
+      <w:tr>
+        <w:tc>
+          <w:tcPr>
+            <w:tcW w:type="dxa" w:w="1077"/>
           </w:tcPr>
           <w:p>
             <w:pPr>
@@ -1576,13 +1836,13 @@
                 <w:b w:val="0"/>
                 <w:sz w:val="24"/>
               </w:rPr>
-              <w:t>PropertyGroupParser: &lt;Property&gt;/&lt;Operation&gt; с модификаторами</w:t>
-            </w:r>
-          </w:p>
-        </w:tc>
-        <w:tc>
-          <w:tcPr>
-            <w:tcW w:type="dxa" w:w="2324"/>
+              <w:t>07.05.2026</w:t>
+            </w:r>
+          </w:p>
+        </w:tc>
+        <w:tc>
+          <w:tcPr>
+            <w:tcW w:type="dxa" w:w="1361"/>
           </w:tcPr>
           <w:p>
             <w:pPr>
@@ -1596,7 +1856,35 @@
                 <w:b w:val="0"/>
                 <w:sz w:val="24"/>
               </w:rPr>
-              <w:t>PropertyGroup с операциями INSERT/UPDATE/DELETE и др.</w:t>
+              <w:t>Столбов Н.А.</w:t>
+            </w:r>
+          </w:p>
+        </w:tc>
+        <w:tc>
+          <w:tcPr>
+            <w:tcW w:type="dxa" w:w="3061"/>
+          </w:tcPr>
+          <w:p>
+            <w:pPr>
+              <w:spacing w:line="240" w:lineRule="auto" w:after="0"/>
+              <w:jc w:val="left"/>
+            </w:pPr>
+            <w:r>
+              <w:t>Модуль TestConfig: сохранение и чтение параметров генерации (адрес сайта, логин, каталог вывода и др.)</w:t>
+            </w:r>
+          </w:p>
+        </w:tc>
+        <w:tc>
+          <w:tcPr>
+            <w:tcW w:type="dxa" w:w="2324"/>
+          </w:tcPr>
+          <w:p>
+            <w:pPr>
+              <w:spacing w:line="240" w:lineRule="auto" w:after="0"/>
+              <w:jc w:val="left"/>
+            </w:pPr>
+            <w:r>
+              <w:t>Все параметры сохраняются и считываются без искажений</w:t>
             </w:r>
           </w:p>
         </w:tc>
@@ -1638,7 +1926,7 @@
                 <w:b w:val="0"/>
                 <w:sz w:val="24"/>
               </w:rPr>
-              <w:t>06.05.2026</w:t>
+              <w:t>08.05.2026</w:t>
             </w:r>
           </w:p>
         </w:tc>
@@ -1671,6 +1959,34 @@
               <w:spacing w:line="240" w:lineRule="auto" w:after="0"/>
               <w:jc w:val="left"/>
             </w:pPr>
+            <w:r>
+              <w:t>Модуль TestGenerator: управление процессом генерации тестового проекта</w:t>
+            </w:r>
+          </w:p>
+        </w:tc>
+        <w:tc>
+          <w:tcPr>
+            <w:tcW w:type="dxa" w:w="2324"/>
+          </w:tcPr>
+          <w:p>
+            <w:pPr>
+              <w:spacing w:line="240" w:lineRule="auto" w:after="0"/>
+              <w:jc w:val="left"/>
+            </w:pPr>
+            <w:r>
+              <w:t>Созданы файл сборки pom.xml, общие классы, Page Object и тест-классы</w:t>
+            </w:r>
+          </w:p>
+        </w:tc>
+        <w:tc>
+          <w:tcPr>
+            <w:tcW w:type="dxa" w:w="1531"/>
+          </w:tcPr>
+          <w:p>
+            <w:pPr>
+              <w:spacing w:line="240" w:lineRule="auto" w:after="0"/>
+              <w:jc w:val="left"/>
+            </w:pPr>
             <w:r/>
             <w:r>
               <w:rPr>
@@ -1678,13 +1994,15 @@
                 <w:b w:val="0"/>
                 <w:sz w:val="24"/>
               </w:rPr>
-              <w:t>StaxUtils: attr(нет атрибута), parseInt(«abc»)</w:t>
-            </w:r>
-          </w:p>
-        </w:tc>
-        <w:tc>
-          <w:tcPr>
-            <w:tcW w:type="dxa" w:w="2324"/>
+              <w:t>Соответствует</w:t>
+            </w:r>
+          </w:p>
+        </w:tc>
+      </w:tr>
+      <w:tr>
+        <w:tc>
+          <w:tcPr>
+            <w:tcW w:type="dxa" w:w="1077"/>
           </w:tcPr>
           <w:p>
             <w:pPr>
@@ -1698,13 +2016,13 @@
                 <w:b w:val="0"/>
                 <w:sz w:val="24"/>
               </w:rPr>
-              <w:t>Пустая строка «» и 0 соответственно, без аварии</w:t>
-            </w:r>
-          </w:p>
-        </w:tc>
-        <w:tc>
-          <w:tcPr>
-            <w:tcW w:type="dxa" w:w="1531"/>
+              <w:t>08.05.2026</w:t>
+            </w:r>
+          </w:p>
+        </w:tc>
+        <w:tc>
+          <w:tcPr>
+            <w:tcW w:type="dxa" w:w="1361"/>
           </w:tcPr>
           <w:p>
             <w:pPr>
@@ -1718,15 +2036,41 @@
                 <w:b w:val="0"/>
                 <w:sz w:val="24"/>
               </w:rPr>
-              <w:t>Соответствует</w:t>
-            </w:r>
-          </w:p>
-        </w:tc>
-      </w:tr>
-      <w:tr>
-        <w:tc>
-          <w:tcPr>
-            <w:tcW w:type="dxa" w:w="1077"/>
+              <w:t>Столбов Н.А.</w:t>
+            </w:r>
+          </w:p>
+        </w:tc>
+        <w:tc>
+          <w:tcPr>
+            <w:tcW w:type="dxa" w:w="3061"/>
+          </w:tcPr>
+          <w:p>
+            <w:pPr>
+              <w:spacing w:line="240" w:lineRule="auto" w:after="0"/>
+              <w:jc w:val="left"/>
+            </w:pPr>
+            <w:r>
+              <w:t>Модуль PageObjectWriter: формирование Page Object для основной сущности и пропуск сущности без полей</w:t>
+            </w:r>
+          </w:p>
+        </w:tc>
+        <w:tc>
+          <w:tcPr>
+            <w:tcW w:type="dxa" w:w="2324"/>
+          </w:tcPr>
+          <w:p>
+            <w:pPr>
+              <w:spacing w:line="240" w:lineRule="auto" w:after="0"/>
+              <w:jc w:val="left"/>
+            </w:pPr>
+            <w:r>
+              <w:t>Для основной сущности создан Page Object с элементами формы, для сущности без полей класс не создаётся</w:t>
+            </w:r>
+          </w:p>
+        </w:tc>
+        <w:tc>
+          <w:tcPr>
+            <w:tcW w:type="dxa" w:w="1531"/>
           </w:tcPr>
           <w:p>
             <w:pPr>
@@ -1740,13 +2084,15 @@
                 <w:b w:val="0"/>
                 <w:sz w:val="24"/>
               </w:rPr>
-              <w:t>07.05.2026</w:t>
-            </w:r>
-          </w:p>
-        </w:tc>
-        <w:tc>
-          <w:tcPr>
-            <w:tcW w:type="dxa" w:w="1361"/>
+              <w:t>Соответствует</w:t>
+            </w:r>
+          </w:p>
+        </w:tc>
+      </w:tr>
+      <w:tr>
+        <w:tc>
+          <w:tcPr>
+            <w:tcW w:type="dxa" w:w="1077"/>
           </w:tcPr>
           <w:p>
             <w:pPr>
@@ -1760,13 +2106,13 @@
                 <w:b w:val="0"/>
                 <w:sz w:val="24"/>
               </w:rPr>
-              <w:t>Столбов Н.А.</w:t>
-            </w:r>
-          </w:p>
-        </w:tc>
-        <w:tc>
-          <w:tcPr>
-            <w:tcW w:type="dxa" w:w="3061"/>
+              <w:t>08.05.2026</w:t>
+            </w:r>
+          </w:p>
+        </w:tc>
+        <w:tc>
+          <w:tcPr>
+            <w:tcW w:type="dxa" w:w="1361"/>
           </w:tcPr>
           <w:p>
             <w:pPr>
@@ -1780,13 +2126,41 @@
                 <w:b w:val="0"/>
                 <w:sz w:val="24"/>
               </w:rPr>
-              <w:t>XmlNamespaces: константы NS_E, NS_E3, NS_MD</w:t>
+              <w:t>Столбов Н.А.</w:t>
+            </w:r>
+          </w:p>
+        </w:tc>
+        <w:tc>
+          <w:tcPr>
+            <w:tcW w:type="dxa" w:w="3061"/>
+          </w:tcPr>
+          <w:p>
+            <w:pPr>
+              <w:spacing w:line="240" w:lineRule="auto" w:after="0"/>
+              <w:jc w:val="left"/>
+            </w:pPr>
+            <w:r>
+              <w:t>Модуль TestClassWriter: формирование тест-класса JUnit 5 для основной сущности</w:t>
             </w:r>
           </w:p>
         </w:tc>
         <w:tc>
           <w:tcPr>
             <w:tcW w:type="dxa" w:w="2324"/>
+          </w:tcPr>
+          <w:p>
+            <w:pPr>
+              <w:spacing w:line="240" w:lineRule="auto" w:after="0"/>
+              <w:jc w:val="left"/>
+            </w:pPr>
+            <w:r>
+              <w:t>Создан тест-класс с полным набором проверок (наличие полей, валидация, операции CRUD, поиск)</w:t>
+            </w:r>
+          </w:p>
+        </w:tc>
+        <w:tc>
+          <w:tcPr>
+            <w:tcW w:type="dxa" w:w="1531"/>
           </w:tcPr>
           <w:p>
             <w:pPr>
@@ -1800,13 +2174,15 @@
                 <w:b w:val="0"/>
                 <w:sz w:val="24"/>
               </w:rPr>
-              <w:t>Совпадают с пространствами имён в XML-файле</w:t>
-            </w:r>
-          </w:p>
-        </w:tc>
-        <w:tc>
-          <w:tcPr>
-            <w:tcW w:type="dxa" w:w="1531"/>
+              <w:t>Соответствует</w:t>
+            </w:r>
+          </w:p>
+        </w:tc>
+      </w:tr>
+      <w:tr>
+        <w:tc>
+          <w:tcPr>
+            <w:tcW w:type="dxa" w:w="1077"/>
           </w:tcPr>
           <w:p>
             <w:pPr>
@@ -1820,15 +2196,13 @@
                 <w:b w:val="0"/>
                 <w:sz w:val="24"/>
               </w:rPr>
-              <w:t>Соответствует</w:t>
-            </w:r>
-          </w:p>
-        </w:tc>
-      </w:tr>
-      <w:tr>
-        <w:tc>
-          <w:tcPr>
-            <w:tcW w:type="dxa" w:w="1077"/>
+              <w:t>09.05.2026</w:t>
+            </w:r>
+          </w:p>
+        </w:tc>
+        <w:tc>
+          <w:tcPr>
+            <w:tcW w:type="dxa" w:w="1361"/>
           </w:tcPr>
           <w:p>
             <w:pPr>
@@ -1842,13 +2216,41 @@
                 <w:b w:val="0"/>
                 <w:sz w:val="24"/>
               </w:rPr>
-              <w:t>07.05.2026</w:t>
-            </w:r>
-          </w:p>
-        </w:tc>
-        <w:tc>
-          <w:tcPr>
-            <w:tcW w:type="dxa" w:w="1361"/>
+              <w:t>Столбов Н.А.</w:t>
+            </w:r>
+          </w:p>
+        </w:tc>
+        <w:tc>
+          <w:tcPr>
+            <w:tcW w:type="dxa" w:w="3061"/>
+          </w:tcPr>
+          <w:p>
+            <w:pPr>
+              <w:spacing w:line="240" w:lineRule="auto" w:after="0"/>
+              <w:jc w:val="left"/>
+            </w:pPr>
+            <w:r>
+              <w:t>Модуль TestDataFactory: формирование тестовых значений по маске и типу поля</w:t>
+            </w:r>
+          </w:p>
+        </w:tc>
+        <w:tc>
+          <w:tcPr>
+            <w:tcW w:type="dxa" w:w="2324"/>
+          </w:tcPr>
+          <w:p>
+            <w:pPr>
+              <w:spacing w:line="240" w:lineRule="auto" w:after="0"/>
+              <w:jc w:val="left"/>
+            </w:pPr>
+            <w:r>
+              <w:t>Сформированы корректные значения (число заданной длины, правильная дата); результат детерминирован</w:t>
+            </w:r>
+          </w:p>
+        </w:tc>
+        <w:tc>
+          <w:tcPr>
+            <w:tcW w:type="dxa" w:w="1531"/>
           </w:tcPr>
           <w:p>
             <w:pPr>
@@ -1862,13 +2264,15 @@
                 <w:b w:val="0"/>
                 <w:sz w:val="24"/>
               </w:rPr>
-              <w:t>Столбов Н.А.</w:t>
-            </w:r>
-          </w:p>
-        </w:tc>
-        <w:tc>
-          <w:tcPr>
-            <w:tcW w:type="dxa" w:w="3061"/>
+              <w:t>Соответствует</w:t>
+            </w:r>
+          </w:p>
+        </w:tc>
+      </w:tr>
+      <w:tr>
+        <w:tc>
+          <w:tcPr>
+            <w:tcW w:type="dxa" w:w="1077"/>
           </w:tcPr>
           <w:p>
             <w:pPr>
@@ -1882,13 +2286,13 @@
                 <w:b w:val="0"/>
                 <w:sz w:val="24"/>
               </w:rPr>
-              <w:t>EntityClassifier: «V_S_…», grid-вкладка, меню+CRUD</w:t>
-            </w:r>
-          </w:p>
-        </w:tc>
-        <w:tc>
-          <w:tcPr>
-            <w:tcW w:type="dxa" w:w="2324"/>
+              <w:t>09.05.2026</w:t>
+            </w:r>
+          </w:p>
+        </w:tc>
+        <w:tc>
+          <w:tcPr>
+            <w:tcW w:type="dxa" w:w="1361"/>
           </w:tcPr>
           <w:p>
             <w:pPr>
@@ -1902,7 +2306,35 @@
                 <w:b w:val="0"/>
                 <w:sz w:val="24"/>
               </w:rPr>
-              <w:t>REFERENCE_DICTIONARY, CHILD, PRIMARY</w:t>
+              <w:t>Столбов Н.А.</w:t>
+            </w:r>
+          </w:p>
+        </w:tc>
+        <w:tc>
+          <w:tcPr>
+            <w:tcW w:type="dxa" w:w="3061"/>
+          </w:tcPr>
+          <w:p>
+            <w:pPr>
+              <w:spacing w:line="240" w:lineRule="auto" w:after="0"/>
+              <w:jc w:val="left"/>
+            </w:pPr>
+            <w:r>
+              <w:t>Модуль TestRunner: разбор XML-отчёта Surefire и подсчёт результатов прогона</w:t>
+            </w:r>
+          </w:p>
+        </w:tc>
+        <w:tc>
+          <w:tcPr>
+            <w:tcW w:type="dxa" w:w="2324"/>
+          </w:tcPr>
+          <w:p>
+            <w:pPr>
+              <w:spacing w:line="240" w:lineRule="auto" w:after="0"/>
+              <w:jc w:val="left"/>
+            </w:pPr>
+            <w:r>
+              <w:t>Получена сводка «всего/успешно/провалено», процесс корректно завершается</w:t>
             </w:r>
           </w:p>
         </w:tc>
@@ -1944,7 +2376,7 @@
                 <w:b w:val="0"/>
                 <w:sz w:val="24"/>
               </w:rPr>
-              <w:t>07.05.2026</w:t>
+              <w:t>09.05.2026</w:t>
             </w:r>
           </w:p>
         </w:tc>
@@ -1977,6 +2409,34 @@
               <w:spacing w:line="240" w:lineRule="auto" w:after="0"/>
               <w:jc w:val="left"/>
             </w:pPr>
+            <w:r>
+              <w:t>Модуль RunReportWriter: формирование HTML-отчёта со скриншотами и CSV-выгрузки</w:t>
+            </w:r>
+          </w:p>
+        </w:tc>
+        <w:tc>
+          <w:tcPr>
+            <w:tcW w:type="dxa" w:w="2324"/>
+          </w:tcPr>
+          <w:p>
+            <w:pPr>
+              <w:spacing w:line="240" w:lineRule="auto" w:after="0"/>
+              <w:jc w:val="left"/>
+            </w:pPr>
+            <w:r>
+              <w:t>Сформированы HTML-отчёт с фотолетописью шагов и CSV-файл с результатами</w:t>
+            </w:r>
+          </w:p>
+        </w:tc>
+        <w:tc>
+          <w:tcPr>
+            <w:tcW w:type="dxa" w:w="1531"/>
+          </w:tcPr>
+          <w:p>
+            <w:pPr>
+              <w:spacing w:line="240" w:lineRule="auto" w:after="0"/>
+              <w:jc w:val="left"/>
+            </w:pPr>
             <w:r/>
             <w:r>
               <w:rPr>
@@ -1984,13 +2444,15 @@
                 <w:b w:val="0"/>
                 <w:sz w:val="24"/>
               </w:rPr>
-              <w:t>TestConfig: параметры (URL, логин, каталог, fastMode…)</w:t>
-            </w:r>
-          </w:p>
-        </w:tc>
-        <w:tc>
-          <w:tcPr>
-            <w:tcW w:type="dxa" w:w="2324"/>
+              <w:t>Соответствует</w:t>
+            </w:r>
+          </w:p>
+        </w:tc>
+      </w:tr>
+      <w:tr>
+        <w:tc>
+          <w:tcPr>
+            <w:tcW w:type="dxa" w:w="1077"/>
           </w:tcPr>
           <w:p>
             <w:pPr>
@@ -2004,13 +2466,13 @@
                 <w:b w:val="0"/>
                 <w:sz w:val="24"/>
               </w:rPr>
-              <w:t>Все параметры сохраняются и читаются</w:t>
-            </w:r>
-          </w:p>
-        </w:tc>
-        <w:tc>
-          <w:tcPr>
-            <w:tcW w:type="dxa" w:w="1531"/>
+              <w:t>10.05.2026</w:t>
+            </w:r>
+          </w:p>
+        </w:tc>
+        <w:tc>
+          <w:tcPr>
+            <w:tcW w:type="dxa" w:w="1361"/>
           </w:tcPr>
           <w:p>
             <w:pPr>
@@ -2024,15 +2486,41 @@
                 <w:b w:val="0"/>
                 <w:sz w:val="24"/>
               </w:rPr>
-              <w:t>Соответствует</w:t>
-            </w:r>
-          </w:p>
-        </w:tc>
-      </w:tr>
-      <w:tr>
-        <w:tc>
-          <w:tcPr>
-            <w:tcW w:type="dxa" w:w="1077"/>
+              <w:t>Столбов Н.А.</w:t>
+            </w:r>
+          </w:p>
+        </w:tc>
+        <w:tc>
+          <w:tcPr>
+            <w:tcW w:type="dxa" w:w="3061"/>
+          </w:tcPr>
+          <w:p>
+            <w:pPr>
+              <w:spacing w:line="240" w:lineRule="auto" w:after="0"/>
+              <w:jc w:val="left"/>
+            </w:pPr>
+            <w:r>
+              <w:t>Модуль Transliterator: преобразование русских имён в идентификаторы языка Java</w:t>
+            </w:r>
+          </w:p>
+        </w:tc>
+        <w:tc>
+          <w:tcPr>
+            <w:tcW w:type="dxa" w:w="2324"/>
+          </w:tcPr>
+          <w:p>
+            <w:pPr>
+              <w:spacing w:line="240" w:lineRule="auto" w:after="0"/>
+              <w:jc w:val="left"/>
+            </w:pPr>
+            <w:r>
+              <w:t>Кириллические имена преобразованы в корректные (валидные) Java-идентификаторы</w:t>
+            </w:r>
+          </w:p>
+        </w:tc>
+        <w:tc>
+          <w:tcPr>
+            <w:tcW w:type="dxa" w:w="1531"/>
           </w:tcPr>
           <w:p>
             <w:pPr>
@@ -2046,13 +2534,15 @@
                 <w:b w:val="0"/>
                 <w:sz w:val="24"/>
               </w:rPr>
-              <w:t>08.05.2026</w:t>
-            </w:r>
-          </w:p>
-        </w:tc>
-        <w:tc>
-          <w:tcPr>
-            <w:tcW w:type="dxa" w:w="1361"/>
+              <w:t>Соответствует</w:t>
+            </w:r>
+          </w:p>
+        </w:tc>
+      </w:tr>
+      <w:tr>
+        <w:tc>
+          <w:tcPr>
+            <w:tcW w:type="dxa" w:w="1077"/>
           </w:tcPr>
           <w:p>
             <w:pPr>
@@ -2066,13 +2556,13 @@
                 <w:b w:val="0"/>
                 <w:sz w:val="24"/>
               </w:rPr>
-              <w:t>Столбов Н.А.</w:t>
-            </w:r>
-          </w:p>
-        </w:tc>
-        <w:tc>
-          <w:tcPr>
-            <w:tcW w:type="dxa" w:w="3061"/>
+              <w:t>10.05.2026</w:t>
+            </w:r>
+          </w:p>
+        </w:tc>
+        <w:tc>
+          <w:tcPr>
+            <w:tcW w:type="dxa" w:w="1361"/>
           </w:tcPr>
           <w:p>
             <w:pPr>
@@ -2086,741 +2576,35 @@
                 <w:b w:val="0"/>
                 <w:sz w:val="24"/>
               </w:rPr>
-              <w:t>TestGenerator: оркестрация генерации</w:t>
-            </w:r>
-          </w:p>
-        </w:tc>
-        <w:tc>
-          <w:tcPr>
-            <w:tcW w:type="dxa" w:w="2324"/>
+              <w:t>Столбов Н.А.</w:t>
+            </w:r>
+          </w:p>
+        </w:tc>
+        <w:tc>
+          <w:tcPr>
+            <w:tcW w:type="dxa" w:w="3061"/>
           </w:tcPr>
           <w:p>
             <w:pPr>
               <w:spacing w:line="240" w:lineRule="auto" w:after="0"/>
               <w:jc w:val="left"/>
             </w:pPr>
-            <w:r/>
-            <w:r>
-              <w:rPr>
-                <w:rFonts w:ascii="Times New Roman" w:hAnsi="Times New Roman" w:eastAsia="Times New Roman"/>
-                <w:b w:val="0"/>
-                <w:sz w:val="24"/>
-              </w:rPr>
-              <w:t>pom.xml, общие классы, Page Object, тесты, entity-classification.csv</w:t>
-            </w:r>
-          </w:p>
-        </w:tc>
-        <w:tc>
-          <w:tcPr>
-            <w:tcW w:type="dxa" w:w="1531"/>
+            <w:r>
+              <w:t>Модуль ReportDao: сохранение прогона и чтение истории прогонов из базы данных</w:t>
+            </w:r>
+          </w:p>
+        </w:tc>
+        <w:tc>
+          <w:tcPr>
+            <w:tcW w:type="dxa" w:w="2324"/>
           </w:tcPr>
           <w:p>
             <w:pPr>
               <w:spacing w:line="240" w:lineRule="auto" w:after="0"/>
               <w:jc w:val="left"/>
             </w:pPr>
-            <w:r/>
-            <w:r>
-              <w:rPr>
-                <w:rFonts w:ascii="Times New Roman" w:hAnsi="Times New Roman" w:eastAsia="Times New Roman"/>
-                <w:b w:val="0"/>
-                <w:sz w:val="24"/>
-              </w:rPr>
-              <w:t>Соответствует</w:t>
-            </w:r>
-          </w:p>
-        </w:tc>
-      </w:tr>
-      <w:tr>
-        <w:tc>
-          <w:tcPr>
-            <w:tcW w:type="dxa" w:w="1077"/>
-          </w:tcPr>
-          <w:p>
-            <w:pPr>
-              <w:spacing w:line="240" w:lineRule="auto" w:after="0"/>
-              <w:jc w:val="left"/>
-            </w:pPr>
-            <w:r/>
-            <w:r>
-              <w:rPr>
-                <w:rFonts w:ascii="Times New Roman" w:hAnsi="Times New Roman" w:eastAsia="Times New Roman"/>
-                <w:b w:val="0"/>
-                <w:sz w:val="24"/>
-              </w:rPr>
-              <w:t>08.05.2026</w:t>
-            </w:r>
-          </w:p>
-        </w:tc>
-        <w:tc>
-          <w:tcPr>
-            <w:tcW w:type="dxa" w:w="1361"/>
-          </w:tcPr>
-          <w:p>
-            <w:pPr>
-              <w:spacing w:line="240" w:lineRule="auto" w:after="0"/>
-              <w:jc w:val="left"/>
-            </w:pPr>
-            <w:r/>
-            <w:r>
-              <w:rPr>
-                <w:rFonts w:ascii="Times New Roman" w:hAnsi="Times New Roman" w:eastAsia="Times New Roman"/>
-                <w:b w:val="0"/>
-                <w:sz w:val="24"/>
-              </w:rPr>
-              <w:t>Столбов Н.А.</w:t>
-            </w:r>
-          </w:p>
-        </w:tc>
-        <w:tc>
-          <w:tcPr>
-            <w:tcW w:type="dxa" w:w="3061"/>
-          </w:tcPr>
-          <w:p>
-            <w:pPr>
-              <w:spacing w:line="240" w:lineRule="auto" w:after="0"/>
-              <w:jc w:val="left"/>
-            </w:pPr>
-            <w:r/>
-            <w:r>
-              <w:rPr>
-                <w:rFonts w:ascii="Times New Roman" w:hAnsi="Times New Roman" w:eastAsia="Times New Roman"/>
-                <w:b w:val="0"/>
-                <w:sz w:val="24"/>
-              </w:rPr>
-              <w:t>PageObjectWriter: PRIMARY-сущность / пустой propertyGroups</w:t>
-            </w:r>
-          </w:p>
-        </w:tc>
-        <w:tc>
-          <w:tcPr>
-            <w:tcW w:type="dxa" w:w="2324"/>
-          </w:tcPr>
-          <w:p>
-            <w:pPr>
-              <w:spacing w:line="240" w:lineRule="auto" w:after="0"/>
-              <w:jc w:val="left"/>
-            </w:pPr>
-            <w:r/>
-            <w:r>
-              <w:rPr>
-                <w:rFonts w:ascii="Times New Roman" w:hAnsi="Times New Roman" w:eastAsia="Times New Roman"/>
-                <w:b w:val="0"/>
-                <w:sz w:val="24"/>
-              </w:rPr>
-              <w:t>Page Object с полями / класс пропускается</w:t>
-            </w:r>
-          </w:p>
-        </w:tc>
-        <w:tc>
-          <w:tcPr>
-            <w:tcW w:type="dxa" w:w="1531"/>
-          </w:tcPr>
-          <w:p>
-            <w:pPr>
-              <w:spacing w:line="240" w:lineRule="auto" w:after="0"/>
-              <w:jc w:val="left"/>
-            </w:pPr>
-            <w:r/>
-            <w:r>
-              <w:rPr>
-                <w:rFonts w:ascii="Times New Roman" w:hAnsi="Times New Roman" w:eastAsia="Times New Roman"/>
-                <w:b w:val="0"/>
-                <w:sz w:val="24"/>
-              </w:rPr>
-              <w:t>Соответствует</w:t>
-            </w:r>
-          </w:p>
-        </w:tc>
-      </w:tr>
-      <w:tr>
-        <w:tc>
-          <w:tcPr>
-            <w:tcW w:type="dxa" w:w="1077"/>
-          </w:tcPr>
-          <w:p>
-            <w:pPr>
-              <w:spacing w:line="240" w:lineRule="auto" w:after="0"/>
-              <w:jc w:val="left"/>
-            </w:pPr>
-            <w:r/>
-            <w:r>
-              <w:rPr>
-                <w:rFonts w:ascii="Times New Roman" w:hAnsi="Times New Roman" w:eastAsia="Times New Roman"/>
-                <w:b w:val="0"/>
-                <w:sz w:val="24"/>
-              </w:rPr>
-              <w:t>08.05.2026</w:t>
-            </w:r>
-          </w:p>
-        </w:tc>
-        <w:tc>
-          <w:tcPr>
-            <w:tcW w:type="dxa" w:w="1361"/>
-          </w:tcPr>
-          <w:p>
-            <w:pPr>
-              <w:spacing w:line="240" w:lineRule="auto" w:after="0"/>
-              <w:jc w:val="left"/>
-            </w:pPr>
-            <w:r/>
-            <w:r>
-              <w:rPr>
-                <w:rFonts w:ascii="Times New Roman" w:hAnsi="Times New Roman" w:eastAsia="Times New Roman"/>
-                <w:b w:val="0"/>
-                <w:sz w:val="24"/>
-              </w:rPr>
-              <w:t>Столбов Н.А.</w:t>
-            </w:r>
-          </w:p>
-        </w:tc>
-        <w:tc>
-          <w:tcPr>
-            <w:tcW w:type="dxa" w:w="3061"/>
-          </w:tcPr>
-          <w:p>
-            <w:pPr>
-              <w:spacing w:line="240" w:lineRule="auto" w:after="0"/>
-              <w:jc w:val="left"/>
-            </w:pPr>
-            <w:r/>
-            <w:r>
-              <w:rPr>
-                <w:rFonts w:ascii="Times New Roman" w:hAnsi="Times New Roman" w:eastAsia="Times New Roman"/>
-                <w:b w:val="0"/>
-                <w:sz w:val="24"/>
-              </w:rPr>
-              <w:t>TestClassWriter: PRIMARY-сущность</w:t>
-            </w:r>
-          </w:p>
-        </w:tc>
-        <w:tc>
-          <w:tcPr>
-            <w:tcW w:type="dxa" w:w="2324"/>
-          </w:tcPr>
-          <w:p>
-            <w:pPr>
-              <w:spacing w:line="240" w:lineRule="auto" w:after="0"/>
-              <w:jc w:val="left"/>
-            </w:pPr>
-            <w:r/>
-            <w:r>
-              <w:rPr>
-                <w:rFonts w:ascii="Times New Roman" w:hAnsi="Times New Roman" w:eastAsia="Times New Roman"/>
-                <w:b w:val="0"/>
-                <w:sz w:val="24"/>
-              </w:rPr>
-              <w:t>Тест-класс с полным набором проверок (поля, валидация, CRUD, поиск, гриды)</w:t>
-            </w:r>
-          </w:p>
-        </w:tc>
-        <w:tc>
-          <w:tcPr>
-            <w:tcW w:type="dxa" w:w="1531"/>
-          </w:tcPr>
-          <w:p>
-            <w:pPr>
-              <w:spacing w:line="240" w:lineRule="auto" w:after="0"/>
-              <w:jc w:val="left"/>
-            </w:pPr>
-            <w:r/>
-            <w:r>
-              <w:rPr>
-                <w:rFonts w:ascii="Times New Roman" w:hAnsi="Times New Roman" w:eastAsia="Times New Roman"/>
-                <w:b w:val="0"/>
-                <w:sz w:val="24"/>
-              </w:rPr>
-              <w:t>Соответствует</w:t>
-            </w:r>
-          </w:p>
-        </w:tc>
-      </w:tr>
-      <w:tr>
-        <w:tc>
-          <w:tcPr>
-            <w:tcW w:type="dxa" w:w="1077"/>
-          </w:tcPr>
-          <w:p>
-            <w:pPr>
-              <w:spacing w:line="240" w:lineRule="auto" w:after="0"/>
-              <w:jc w:val="left"/>
-            </w:pPr>
-            <w:r/>
-            <w:r>
-              <w:rPr>
-                <w:rFonts w:ascii="Times New Roman" w:hAnsi="Times New Roman" w:eastAsia="Times New Roman"/>
-                <w:b w:val="0"/>
-                <w:sz w:val="24"/>
-              </w:rPr>
-              <w:t>09.05.2026</w:t>
-            </w:r>
-          </w:p>
-        </w:tc>
-        <w:tc>
-          <w:tcPr>
-            <w:tcW w:type="dxa" w:w="1361"/>
-          </w:tcPr>
-          <w:p>
-            <w:pPr>
-              <w:spacing w:line="240" w:lineRule="auto" w:after="0"/>
-              <w:jc w:val="left"/>
-            </w:pPr>
-            <w:r/>
-            <w:r>
-              <w:rPr>
-                <w:rFonts w:ascii="Times New Roman" w:hAnsi="Times New Roman" w:eastAsia="Times New Roman"/>
-                <w:b w:val="0"/>
-                <w:sz w:val="24"/>
-              </w:rPr>
-              <w:t>Столбов Н.А.</w:t>
-            </w:r>
-          </w:p>
-        </w:tc>
-        <w:tc>
-          <w:tcPr>
-            <w:tcW w:type="dxa" w:w="3061"/>
-          </w:tcPr>
-          <w:p>
-            <w:pPr>
-              <w:spacing w:line="240" w:lineRule="auto" w:after="0"/>
-              <w:jc w:val="left"/>
-            </w:pPr>
-            <w:r/>
-            <w:r>
-              <w:rPr>
-                <w:rFonts w:ascii="Times New Roman" w:hAnsi="Times New Roman" w:eastAsia="Times New Roman"/>
-                <w:b w:val="0"/>
-                <w:sz w:val="24"/>
-              </w:rPr>
-              <w:t>TestDataFactory: маски «999999999999», «99.99.9999», зерно 42</w:t>
-            </w:r>
-          </w:p>
-        </w:tc>
-        <w:tc>
-          <w:tcPr>
-            <w:tcW w:type="dxa" w:w="2324"/>
-          </w:tcPr>
-          <w:p>
-            <w:pPr>
-              <w:spacing w:line="240" w:lineRule="auto" w:after="0"/>
-              <w:jc w:val="left"/>
-            </w:pPr>
-            <w:r/>
-            <w:r>
-              <w:rPr>
-                <w:rFonts w:ascii="Times New Roman" w:hAnsi="Times New Roman" w:eastAsia="Times New Roman"/>
-                <w:b w:val="0"/>
-                <w:sz w:val="24"/>
-              </w:rPr>
-              <w:t>12 цифр; корректная дата; детерминированные значения</w:t>
-            </w:r>
-          </w:p>
-        </w:tc>
-        <w:tc>
-          <w:tcPr>
-            <w:tcW w:type="dxa" w:w="1531"/>
-          </w:tcPr>
-          <w:p>
-            <w:pPr>
-              <w:spacing w:line="240" w:lineRule="auto" w:after="0"/>
-              <w:jc w:val="left"/>
-            </w:pPr>
-            <w:r/>
-            <w:r>
-              <w:rPr>
-                <w:rFonts w:ascii="Times New Roman" w:hAnsi="Times New Roman" w:eastAsia="Times New Roman"/>
-                <w:b w:val="0"/>
-                <w:sz w:val="24"/>
-              </w:rPr>
-              <w:t>Соответствует</w:t>
-            </w:r>
-          </w:p>
-        </w:tc>
-      </w:tr>
-      <w:tr>
-        <w:tc>
-          <w:tcPr>
-            <w:tcW w:type="dxa" w:w="1077"/>
-          </w:tcPr>
-          <w:p>
-            <w:pPr>
-              <w:spacing w:line="240" w:lineRule="auto" w:after="0"/>
-              <w:jc w:val="left"/>
-            </w:pPr>
-            <w:r/>
-            <w:r>
-              <w:rPr>
-                <w:rFonts w:ascii="Times New Roman" w:hAnsi="Times New Roman" w:eastAsia="Times New Roman"/>
-                <w:b w:val="0"/>
-                <w:sz w:val="24"/>
-              </w:rPr>
-              <w:t>09.05.2026</w:t>
-            </w:r>
-          </w:p>
-        </w:tc>
-        <w:tc>
-          <w:tcPr>
-            <w:tcW w:type="dxa" w:w="1361"/>
-          </w:tcPr>
-          <w:p>
-            <w:pPr>
-              <w:spacing w:line="240" w:lineRule="auto" w:after="0"/>
-              <w:jc w:val="left"/>
-            </w:pPr>
-            <w:r/>
-            <w:r>
-              <w:rPr>
-                <w:rFonts w:ascii="Times New Roman" w:hAnsi="Times New Roman" w:eastAsia="Times New Roman"/>
-                <w:b w:val="0"/>
-                <w:sz w:val="24"/>
-              </w:rPr>
-              <w:t>Столбов Н.А.</w:t>
-            </w:r>
-          </w:p>
-        </w:tc>
-        <w:tc>
-          <w:tcPr>
-            <w:tcW w:type="dxa" w:w="3061"/>
-          </w:tcPr>
-          <w:p>
-            <w:pPr>
-              <w:spacing w:line="240" w:lineRule="auto" w:after="0"/>
-              <w:jc w:val="left"/>
-            </w:pPr>
-            <w:r/>
-            <w:r>
-              <w:rPr>
-                <w:rFonts w:ascii="Times New Roman" w:hAnsi="Times New Roman" w:eastAsia="Times New Roman"/>
-                <w:b w:val="0"/>
-                <w:sz w:val="24"/>
-              </w:rPr>
-              <w:t>TestRunner: разбор Surefire (tests=N, failures=k), таймаут</w:t>
-            </w:r>
-          </w:p>
-        </w:tc>
-        <w:tc>
-          <w:tcPr>
-            <w:tcW w:type="dxa" w:w="2324"/>
-          </w:tcPr>
-          <w:p>
-            <w:pPr>
-              <w:spacing w:line="240" w:lineRule="auto" w:after="0"/>
-              <w:jc w:val="left"/>
-            </w:pPr>
-            <w:r/>
-            <w:r>
-              <w:rPr>
-                <w:rFonts w:ascii="Times New Roman" w:hAnsi="Times New Roman" w:eastAsia="Times New Roman"/>
-                <w:b w:val="0"/>
-                <w:sz w:val="24"/>
-              </w:rPr>
-              <w:t>Сводка N/k; процесс корректно завершается</w:t>
-            </w:r>
-          </w:p>
-        </w:tc>
-        <w:tc>
-          <w:tcPr>
-            <w:tcW w:type="dxa" w:w="1531"/>
-          </w:tcPr>
-          <w:p>
-            <w:pPr>
-              <w:spacing w:line="240" w:lineRule="auto" w:after="0"/>
-              <w:jc w:val="left"/>
-            </w:pPr>
-            <w:r/>
-            <w:r>
-              <w:rPr>
-                <w:rFonts w:ascii="Times New Roman" w:hAnsi="Times New Roman" w:eastAsia="Times New Roman"/>
-                <w:b w:val="0"/>
-                <w:sz w:val="24"/>
-              </w:rPr>
-              <w:t>Соответствует</w:t>
-            </w:r>
-          </w:p>
-        </w:tc>
-      </w:tr>
-      <w:tr>
-        <w:tc>
-          <w:tcPr>
-            <w:tcW w:type="dxa" w:w="1077"/>
-          </w:tcPr>
-          <w:p>
-            <w:pPr>
-              <w:spacing w:line="240" w:lineRule="auto" w:after="0"/>
-              <w:jc w:val="left"/>
-            </w:pPr>
-            <w:r/>
-            <w:r>
-              <w:rPr>
-                <w:rFonts w:ascii="Times New Roman" w:hAnsi="Times New Roman" w:eastAsia="Times New Roman"/>
-                <w:b w:val="0"/>
-                <w:sz w:val="24"/>
-              </w:rPr>
-              <w:t>09.05.2026</w:t>
-            </w:r>
-          </w:p>
-        </w:tc>
-        <w:tc>
-          <w:tcPr>
-            <w:tcW w:type="dxa" w:w="1361"/>
-          </w:tcPr>
-          <w:p>
-            <w:pPr>
-              <w:spacing w:line="240" w:lineRule="auto" w:after="0"/>
-              <w:jc w:val="left"/>
-            </w:pPr>
-            <w:r/>
-            <w:r>
-              <w:rPr>
-                <w:rFonts w:ascii="Times New Roman" w:hAnsi="Times New Roman" w:eastAsia="Times New Roman"/>
-                <w:b w:val="0"/>
-                <w:sz w:val="24"/>
-              </w:rPr>
-              <w:t>Столбов Н.А.</w:t>
-            </w:r>
-          </w:p>
-        </w:tc>
-        <w:tc>
-          <w:tcPr>
-            <w:tcW w:type="dxa" w:w="3061"/>
-          </w:tcPr>
-          <w:p>
-            <w:pPr>
-              <w:spacing w:line="240" w:lineRule="auto" w:after="0"/>
-              <w:jc w:val="left"/>
-            </w:pPr>
-            <w:r/>
-            <w:r>
-              <w:rPr>
-                <w:rFonts w:ascii="Times New Roman" w:hAnsi="Times New Roman" w:eastAsia="Times New Roman"/>
-                <w:b w:val="0"/>
-                <w:sz w:val="24"/>
-              </w:rPr>
-              <w:t>App: запуск приложения (Launcher/main) и завершение</w:t>
-            </w:r>
-          </w:p>
-        </w:tc>
-        <w:tc>
-          <w:tcPr>
-            <w:tcW w:type="dxa" w:w="2324"/>
-          </w:tcPr>
-          <w:p>
-            <w:pPr>
-              <w:spacing w:line="240" w:lineRule="auto" w:after="0"/>
-              <w:jc w:val="left"/>
-            </w:pPr>
-            <w:r/>
-            <w:r>
-              <w:rPr>
-                <w:rFonts w:ascii="Times New Roman" w:hAnsi="Times New Roman" w:eastAsia="Times New Roman"/>
-                <w:b w:val="0"/>
-                <w:sz w:val="24"/>
-              </w:rPr>
-              <w:t>Процесс стартует и закрывается без утечек ресурсов</w:t>
-            </w:r>
-          </w:p>
-        </w:tc>
-        <w:tc>
-          <w:tcPr>
-            <w:tcW w:type="dxa" w:w="1531"/>
-          </w:tcPr>
-          <w:p>
-            <w:pPr>
-              <w:spacing w:line="240" w:lineRule="auto" w:after="0"/>
-              <w:jc w:val="left"/>
-            </w:pPr>
-            <w:r/>
-            <w:r>
-              <w:rPr>
-                <w:rFonts w:ascii="Times New Roman" w:hAnsi="Times New Roman" w:eastAsia="Times New Roman"/>
-                <w:b w:val="0"/>
-                <w:sz w:val="24"/>
-              </w:rPr>
-              <w:t>Соответствует</w:t>
-            </w:r>
-          </w:p>
-        </w:tc>
-      </w:tr>
-      <w:tr>
-        <w:tc>
-          <w:tcPr>
-            <w:tcW w:type="dxa" w:w="1077"/>
-          </w:tcPr>
-          <w:p>
-            <w:pPr>
-              <w:spacing w:line="240" w:lineRule="auto" w:after="0"/>
-              <w:jc w:val="left"/>
-            </w:pPr>
-            <w:r/>
-            <w:r>
-              <w:rPr>
-                <w:rFonts w:ascii="Times New Roman" w:hAnsi="Times New Roman" w:eastAsia="Times New Roman"/>
-                <w:b w:val="0"/>
-                <w:sz w:val="24"/>
-              </w:rPr>
-              <w:t>10.05.2026</w:t>
-            </w:r>
-          </w:p>
-        </w:tc>
-        <w:tc>
-          <w:tcPr>
-            <w:tcW w:type="dxa" w:w="1361"/>
-          </w:tcPr>
-          <w:p>
-            <w:pPr>
-              <w:spacing w:line="240" w:lineRule="auto" w:after="0"/>
-              <w:jc w:val="left"/>
-            </w:pPr>
-            <w:r/>
-            <w:r>
-              <w:rPr>
-                <w:rFonts w:ascii="Times New Roman" w:hAnsi="Times New Roman" w:eastAsia="Times New Roman"/>
-                <w:b w:val="0"/>
-                <w:sz w:val="24"/>
-              </w:rPr>
-              <w:t>Столбов Н.А.</w:t>
-            </w:r>
-          </w:p>
-        </w:tc>
-        <w:tc>
-          <w:tcPr>
-            <w:tcW w:type="dxa" w:w="3061"/>
-          </w:tcPr>
-          <w:p>
-            <w:pPr>
-              <w:spacing w:line="240" w:lineRule="auto" w:after="0"/>
-              <w:jc w:val="left"/>
-            </w:pPr>
-            <w:r/>
-            <w:r>
-              <w:rPr>
-                <w:rFonts w:ascii="Times New Roman" w:hAnsi="Times New Roman" w:eastAsia="Times New Roman"/>
-                <w:b w:val="0"/>
-                <w:sz w:val="24"/>
-              </w:rPr>
-              <w:t>MainController: асинхронный прогон (Task), вывод результатов и истории</w:t>
-            </w:r>
-          </w:p>
-        </w:tc>
-        <w:tc>
-          <w:tcPr>
-            <w:tcW w:type="dxa" w:w="2324"/>
-          </w:tcPr>
-          <w:p>
-            <w:pPr>
-              <w:spacing w:line="240" w:lineRule="auto" w:after="0"/>
-              <w:jc w:val="left"/>
-            </w:pPr>
-            <w:r/>
-            <w:r>
-              <w:rPr>
-                <w:rFonts w:ascii="Times New Roman" w:hAnsi="Times New Roman" w:eastAsia="Times New Roman"/>
-                <w:b w:val="0"/>
-                <w:sz w:val="24"/>
-              </w:rPr>
-              <w:t>Таблица результатов и журнал прогонов заполняются</w:t>
-            </w:r>
-          </w:p>
-        </w:tc>
-        <w:tc>
-          <w:tcPr>
-            <w:tcW w:type="dxa" w:w="1531"/>
-          </w:tcPr>
-          <w:p>
-            <w:pPr>
-              <w:spacing w:line="240" w:lineRule="auto" w:after="0"/>
-              <w:jc w:val="left"/>
-            </w:pPr>
-            <w:r/>
-            <w:r>
-              <w:rPr>
-                <w:rFonts w:ascii="Times New Roman" w:hAnsi="Times New Roman" w:eastAsia="Times New Roman"/>
-                <w:b w:val="0"/>
-                <w:sz w:val="24"/>
-              </w:rPr>
-              <w:t>Соответствует</w:t>
-            </w:r>
-          </w:p>
-        </w:tc>
-      </w:tr>
-      <w:tr>
-        <w:tc>
-          <w:tcPr>
-            <w:tcW w:type="dxa" w:w="1077"/>
-          </w:tcPr>
-          <w:p>
-            <w:pPr>
-              <w:spacing w:line="240" w:lineRule="auto" w:after="0"/>
-              <w:jc w:val="left"/>
-            </w:pPr>
-            <w:r/>
-            <w:r>
-              <w:rPr>
-                <w:rFonts w:ascii="Times New Roman" w:hAnsi="Times New Roman" w:eastAsia="Times New Roman"/>
-                <w:b w:val="0"/>
-                <w:sz w:val="24"/>
-              </w:rPr>
-              <w:t>10.05.2026</w:t>
-            </w:r>
-          </w:p>
-        </w:tc>
-        <w:tc>
-          <w:tcPr>
-            <w:tcW w:type="dxa" w:w="1361"/>
-          </w:tcPr>
-          <w:p>
-            <w:pPr>
-              <w:spacing w:line="240" w:lineRule="auto" w:after="0"/>
-              <w:jc w:val="left"/>
-            </w:pPr>
-            <w:r/>
-            <w:r>
-              <w:rPr>
-                <w:rFonts w:ascii="Times New Roman" w:hAnsi="Times New Roman" w:eastAsia="Times New Roman"/>
-                <w:b w:val="0"/>
-                <w:sz w:val="24"/>
-              </w:rPr>
-              <w:t>Столбов Н.А.</w:t>
-            </w:r>
-          </w:p>
-        </w:tc>
-        <w:tc>
-          <w:tcPr>
-            <w:tcW w:type="dxa" w:w="3061"/>
-          </w:tcPr>
-          <w:p>
-            <w:pPr>
-              <w:spacing w:line="240" w:lineRule="auto" w:after="0"/>
-              <w:jc w:val="left"/>
-            </w:pPr>
-            <w:r/>
-            <w:r>
-              <w:rPr>
-                <w:rFonts w:ascii="Times New Roman" w:hAnsi="Times New Roman" w:eastAsia="Times New Roman"/>
-                <w:b w:val="0"/>
-                <w:sz w:val="24"/>
-              </w:rPr>
-              <w:t>XmlModelParser: потоковый разбор большого XML с неймспейсами</w:t>
-            </w:r>
-          </w:p>
-        </w:tc>
-        <w:tc>
-          <w:tcPr>
-            <w:tcW w:type="dxa" w:w="2324"/>
-          </w:tcPr>
-          <w:p>
-            <w:pPr>
-              <w:spacing w:line="240" w:lineRule="auto" w:after="0"/>
-              <w:jc w:val="left"/>
-            </w:pPr>
-            <w:r/>
-            <w:r>
-              <w:rPr>
-                <w:rFonts w:ascii="Times New Roman" w:hAnsi="Times New Roman" w:eastAsia="Times New Roman"/>
-                <w:b w:val="0"/>
-                <w:sz w:val="24"/>
-              </w:rPr>
-              <w:t>Данные корректны, память расходуется экономно</w:t>
+            <w:r>
+              <w:t>Прогон сохранён в базе данных и считан обратно без потерь</w:t>
             </w:r>
           </w:p>
         </w:tc>
